--- a/downloads/regulation-2026-27-en.docx
+++ b/downloads/regulation-2026-27-en.docx
@@ -1007,6 +1007,47 @@
           <w:color w:val="0E0E0E"/>
         </w:rPr>
         <w:t xml:space="preserve"/>
+      </w:r>
+    </w:p>
+    <w:p>
+      <w:pPr>
+        <w:ind w:left="720" w:first-line="-720"/>
+        <w:spacing w:after="80"/>
+      </w:pPr>
+      <w:r>
+        <w:rPr>
+          <w:rFonts w:ascii="Arial" w:hAnsi="Arial" w:cs="Arial"/>
+          <w:sz w:val="30"/>
+          <w:sz-cs w:val="30"/>
+          <w:b/>
+          <w:color w:val="0E0E0E"/>
+        </w:rPr>
+        <w:t xml:space="preserve"/>
+        <w:tab/>
+        <w:t xml:space="preserve">•</w:t>
+        <w:tab/>
+        <w:t xml:space="preserve"/>
+      </w:r>
+      <w:r>
+        <w:rPr>
+          <w:rFonts w:ascii="Arial" w:hAnsi="Arial" w:cs="Arial"/>
+          <w:sz w:val="30"/>
+          <w:sz-cs w:val="30"/>
+          <w:b/>
+          <w:spacing w:val="0"/>
+          <w:color w:val="0E0E0E"/>
+        </w:rPr>
+        <w:t xml:space="preserve">Minimum season squad: 11 players</w:t>
+      </w:r>
+      <w:r>
+        <w:rPr>
+          <w:rFonts w:ascii="Arial" w:hAnsi="Arial" w:cs="Arial"/>
+          <w:sz w:val="30"/>
+          <w:sz-cs w:val="30"/>
+          <w:spacing w:val="0"/>
+          <w:color w:val="0E0E0E"/>
+        </w:rPr>
+        <w:t xml:space="preserve"> — 10 skaters + 1 goaltender. A team with a smaller roster is not admitted to the season.</w:t>
       </w:r>
     </w:p>
     <w:p>

--- a/downloads/regulation-2026-27-en.docx
+++ b/downloads/regulation-2026-27-en.docx
@@ -27,7 +27,7 @@
           <w:spacing w:val="0"/>
           <w:color w:val="535353"/>
         </w:rPr>
-        <w:t xml:space="preserve">Regulation · v1 · Season 2026/27 · Sarajevo</w:t>
+        <w:t xml:space="preserve">Regulation · v2 · Season 2026/27 · Sarajevo</w:t>
       </w:r>
     </w:p>
     <w:p>
@@ -85,7 +85,7 @@
           <w:spacing w:val="0"/>
           <w:color w:val="0E0E0E"/>
         </w:rPr>
-        <w:t xml:space="preserve"> v1 (draft · 2026-07-11)</w:t>
+        <w:t xml:space="preserve"> v2 (draft · 2026-08-04) — block calendar, points-percentage table, procedure for a failed block</w:t>
       </w:r>
     </w:p>
     <w:p>
@@ -355,38 +355,38 @@
           <w:spacing w:val="0"/>
           <w:color w:val="0E0E0E"/>
         </w:rPr>
-        <w:t xml:space="preserve">October–March</w:t>
-      </w:r>
-      <w:r>
-        <w:rPr>
-          <w:rFonts w:ascii="Arial" w:hAnsi="Arial" w:cs="Arial"/>
-          <w:sz w:val="30"/>
-          <w:sz-cs w:val="30"/>
-          <w:spacing w:val="0"/>
-          <w:color w:val="0E0E0E"/>
-        </w:rPr>
-        <w:t xml:space="preserve"> (game weekends once a month); play-offs "Final 3" — </w:t>
-      </w:r>
-      <w:r>
-        <w:rPr>
-          <w:rFonts w:ascii="Arial" w:hAnsi="Arial" w:cs="Arial"/>
-          <w:sz w:val="30"/>
-          <w:sz-cs w:val="30"/>
-          <w:b/>
-          <w:spacing w:val="0"/>
-          <w:color w:val="0E0E0E"/>
-        </w:rPr>
-        <w:t xml:space="preserve">April</w:t>
-      </w:r>
-      <w:r>
-        <w:rPr>
-          <w:rFonts w:ascii="Arial" w:hAnsi="Arial" w:cs="Arial"/>
-          <w:sz w:val="30"/>
-          <w:sz-cs w:val="30"/>
-          <w:spacing w:val="0"/>
-          <w:color w:val="0E0E0E"/>
-        </w:rPr>
-        <w:t xml:space="preserve">. The weekend format and calendar — see the separate document "BHC Calendar 2026/27".</w:t>
+        <w:t xml:space="preserve">15 October 2026 – 8 January 2027</w:t>
+      </w:r>
+      <w:r>
+        <w:rPr>
+          <w:rFonts w:ascii="Arial" w:hAnsi="Arial" w:cs="Arial"/>
+          <w:sz w:val="30"/>
+          <w:sz-cs w:val="30"/>
+          <w:spacing w:val="0"/>
+          <w:color w:val="0E0E0E"/>
+        </w:rPr>
+        <w:t xml:space="preserve">; play-offs "Final 3" — </w:t>
+      </w:r>
+      <w:r>
+        <w:rPr>
+          <w:rFonts w:ascii="Arial" w:hAnsi="Arial" w:cs="Arial"/>
+          <w:sz w:val="30"/>
+          <w:sz-cs w:val="30"/>
+          <w:b/>
+          <w:spacing w:val="0"/>
+          <w:color w:val="0E0E0E"/>
+        </w:rPr>
+        <w:t xml:space="preserve">9–10 January 2027</w:t>
+      </w:r>
+      <w:r>
+        <w:rPr>
+          <w:rFonts w:ascii="Arial" w:hAnsi="Arial" w:cs="Arial"/>
+          <w:sz w:val="30"/>
+          <w:sz-cs w:val="30"/>
+          <w:spacing w:val="0"/>
+          <w:color w:val="0E0E0E"/>
+        </w:rPr>
+        <w:t xml:space="preserve">. The season is played in blocks and weekends (4.1) rather than evenly spaced rounds. Full schedule — see the separate document "BHC Calendar 2026/27".</w:t>
       </w:r>
     </w:p>
     <w:p>
@@ -1272,17 +1272,17 @@
           <w:spacing w:val="0"/>
           <w:color w:val="0E0E0E"/>
         </w:rPr>
-        <w:t xml:space="preserve">roster lock</w:t>
-      </w:r>
-      <w:r>
-        <w:rPr>
-          <w:rFonts w:ascii="Arial" w:hAnsi="Arial" w:cs="Arial"/>
-          <w:sz w:val="30"/>
-          <w:sz-cs w:val="30"/>
-          <w:spacing w:val="0"/>
-          <w:color w:val="0E0E0E"/>
-        </w:rPr>
-        <w:t xml:space="preserve"> — 1 game weekend before the play-offs start. A player must have played at least </w:t>
+        <w:t xml:space="preserve">roster lock on 20 December 2026</w:t>
+      </w:r>
+      <w:r>
+        <w:rPr>
+          <w:rFonts w:ascii="Arial" w:hAnsi="Arial" w:cs="Arial"/>
+          <w:sz w:val="30"/>
+          <w:sz-cs w:val="30"/>
+          <w:spacing w:val="0"/>
+          <w:color w:val="0E0E0E"/>
+        </w:rPr>
+        <w:t xml:space="preserve"> (the last day of Weekend 4). A player must have played at least </w:t>
       </w:r>
       <w:r>
         <w:rPr>
@@ -1604,7 +1604,404 @@
           <w:spacing w:val="0"/>
           <w:color w:val="0E0E0E"/>
         </w:rPr>
-        <w:t xml:space="preserve"> Round-robin format, 2 matches per team per game weekend (Sat + Sun, one match per day; no team plays two matches in a row). The number of rounds and season length follow the approved calendar variant.</w:t>
+        <w:t xml:space="preserve"> Round-robin format: every pair of teams meets </w:t>
+      </w:r>
+      <w:r>
+        <w:rPr>
+          <w:rFonts w:ascii="Arial" w:hAnsi="Arial" w:cs="Arial"/>
+          <w:sz w:val="30"/>
+          <w:sz-cs w:val="30"/>
+          <w:b/>
+          <w:spacing w:val="0"/>
+          <w:color w:val="0E0E0E"/>
+        </w:rPr>
+        <w:t xml:space="preserve">six times</w:t>
+      </w:r>
+      <w:r>
+        <w:rPr>
+          <w:rFonts w:ascii="Arial" w:hAnsi="Arial" w:cs="Arial"/>
+          <w:sz w:val="30"/>
+          <w:sz-cs w:val="30"/>
+          <w:spacing w:val="0"/>
+          <w:color w:val="0E0E0E"/>
+        </w:rPr>
+        <w:t xml:space="preserve">, every team plays </w:t>
+      </w:r>
+      <w:r>
+        <w:rPr>
+          <w:rFonts w:ascii="Arial" w:hAnsi="Arial" w:cs="Arial"/>
+          <w:sz w:val="30"/>
+          <w:sz-cs w:val="30"/>
+          <w:b/>
+          <w:spacing w:val="0"/>
+          <w:color w:val="0E0E0E"/>
+        </w:rPr>
+        <w:t xml:space="preserve">18 matches</w:t>
+      </w:r>
+      <w:r>
+        <w:rPr>
+          <w:rFonts w:ascii="Arial" w:hAnsi="Arial" w:cs="Arial"/>
+          <w:sz w:val="30"/>
+          <w:sz-cs w:val="30"/>
+          <w:spacing w:val="0"/>
+          <w:color w:val="0E0E0E"/>
+        </w:rPr>
+        <w:t xml:space="preserve">. The season is played in three types of game event:</w:t>
+      </w:r>
+    </w:p>
+    <w:p>
+      <w:pPr/>
+      <w:r>
+        <w:rPr>
+          <w:rFonts w:ascii="Arial" w:hAnsi="Arial" w:cs="Arial"/>
+          <w:sz w:val="28"/>
+          <w:sz-cs w:val="28"/>
+          <w:b/>
+          <w:spacing w:val="0"/>
+          <w:color w:val="0E0E0E"/>
+        </w:rPr>
+        <w:t xml:space="preserve">Event type</w:t>
+      </w:r>
+    </w:p>
+    <w:p>
+      <w:pPr/>
+      <w:r>
+        <w:rPr>
+          <w:rFonts w:ascii="Arial" w:hAnsi="Arial" w:cs="Arial"/>
+          <w:sz w:val="28"/>
+          <w:sz-cs w:val="28"/>
+          <w:b/>
+          <w:spacing w:val="0"/>
+          <w:color w:val="0E0E0E"/>
+        </w:rPr>
+        <w:t xml:space="preserve">Who travels</w:t>
+      </w:r>
+    </w:p>
+    <w:p>
+      <w:pPr/>
+      <w:r>
+        <w:rPr>
+          <w:rFonts w:ascii="Arial" w:hAnsi="Arial" w:cs="Arial"/>
+          <w:sz w:val="28"/>
+          <w:sz-cs w:val="28"/>
+          <w:b/>
+          <w:spacing w:val="0"/>
+          <w:color w:val="0E0E0E"/>
+        </w:rPr>
+        <w:t xml:space="preserve">Days</w:t>
+      </w:r>
+    </w:p>
+    <w:p>
+      <w:pPr/>
+      <w:r>
+        <w:rPr>
+          <w:rFonts w:ascii="Arial" w:hAnsi="Arial" w:cs="Arial"/>
+          <w:sz w:val="28"/>
+          <w:sz-cs w:val="28"/>
+          <w:b/>
+          <w:spacing w:val="0"/>
+          <w:color w:val="0E0E0E"/>
+        </w:rPr>
+        <w:t xml:space="preserve">Games</w:t>
+      </w:r>
+    </w:p>
+    <w:p>
+      <w:pPr/>
+      <w:r>
+        <w:rPr>
+          <w:rFonts w:ascii="Arial" w:hAnsi="Arial" w:cs="Arial"/>
+          <w:sz w:val="28"/>
+          <w:sz-cs w:val="28"/>
+          <w:b/>
+          <w:spacing w:val="0"/>
+          <w:color w:val="0E0E0E"/>
+        </w:rPr>
+        <w:t xml:space="preserve">Block</w:t>
+      </w:r>
+      <w:r>
+        <w:rPr>
+          <w:rFonts w:ascii="Arial" w:hAnsi="Arial" w:cs="Arial"/>
+          <w:sz w:val="28"/>
+          <w:sz-cs w:val="28"/>
+          <w:spacing w:val="0"/>
+          <w:color w:val="0E0E0E"/>
+        </w:rPr>
+        <w:t xml:space="preserve"/>
+      </w:r>
+    </w:p>
+    <w:p>
+      <w:pPr/>
+      <w:r>
+        <w:rPr>
+          <w:rFonts w:ascii="Arial" w:hAnsi="Arial" w:cs="Arial"/>
+          <w:sz w:val="28"/>
+          <w:sz-cs w:val="28"/>
+          <w:spacing w:val="0"/>
+          <w:color w:val="0E0E0E"/>
+        </w:rPr>
+        <w:t xml:space="preserve">Bulgaria (full block) + Belgrade (weekend)</w:t>
+      </w:r>
+    </w:p>
+    <w:p>
+      <w:pPr/>
+      <w:r>
+        <w:rPr>
+          <w:rFonts w:ascii="Arial" w:hAnsi="Arial" w:cs="Arial"/>
+          <w:sz w:val="28"/>
+          <w:sz-cs w:val="28"/>
+          <w:spacing w:val="0"/>
+          <w:color w:val="0E0E0E"/>
+        </w:rPr>
+        <w:t xml:space="preserve">Thu – Sun</w:t>
+      </w:r>
+    </w:p>
+    <w:p>
+      <w:pPr/>
+      <w:r>
+        <w:rPr>
+          <w:rFonts w:ascii="Arial" w:hAnsi="Arial" w:cs="Arial"/>
+          <w:sz w:val="28"/>
+          <w:sz-cs w:val="28"/>
+          <w:spacing w:val="0"/>
+          <w:color w:val="0E0E0E"/>
+        </w:rPr>
+        <w:t xml:space="preserve">8</w:t>
+      </w:r>
+    </w:p>
+    <w:p>
+      <w:pPr/>
+      <w:r>
+        <w:rPr>
+          <w:rFonts w:ascii="Arial" w:hAnsi="Arial" w:cs="Arial"/>
+          <w:sz w:val="28"/>
+          <w:sz-cs w:val="28"/>
+          <w:b/>
+          <w:spacing w:val="0"/>
+          <w:color w:val="0E0E0E"/>
+        </w:rPr>
+        <w:t xml:space="preserve">Weekend</w:t>
+      </w:r>
+      <w:r>
+        <w:rPr>
+          <w:rFonts w:ascii="Arial" w:hAnsi="Arial" w:cs="Arial"/>
+          <w:sz w:val="28"/>
+          <w:sz-cs w:val="28"/>
+          <w:spacing w:val="0"/>
+          <w:color w:val="0E0E0E"/>
+        </w:rPr>
+        <w:t xml:space="preserve"/>
+      </w:r>
+    </w:p>
+    <w:p>
+      <w:pPr/>
+      <w:r>
+        <w:rPr>
+          <w:rFonts w:ascii="Arial" w:hAnsi="Arial" w:cs="Arial"/>
+          <w:sz w:val="28"/>
+          <w:sz-cs w:val="28"/>
+          <w:spacing w:val="0"/>
+          <w:color w:val="0E0E0E"/>
+        </w:rPr>
+        <w:t xml:space="preserve">Belgrade</w:t>
+      </w:r>
+    </w:p>
+    <w:p>
+      <w:pPr/>
+      <w:r>
+        <w:rPr>
+          <w:rFonts w:ascii="Arial" w:hAnsi="Arial" w:cs="Arial"/>
+          <w:sz w:val="28"/>
+          <w:sz-cs w:val="28"/>
+          <w:spacing w:val="0"/>
+          <w:color w:val="0E0E0E"/>
+        </w:rPr>
+        <w:t xml:space="preserve">Fri – Sun</w:t>
+      </w:r>
+    </w:p>
+    <w:p>
+      <w:pPr/>
+      <w:r>
+        <w:rPr>
+          <w:rFonts w:ascii="Arial" w:hAnsi="Arial" w:cs="Arial"/>
+          <w:sz w:val="28"/>
+          <w:sz-cs w:val="28"/>
+          <w:spacing w:val="0"/>
+          <w:color w:val="0E0E0E"/>
+        </w:rPr>
+        <w:t xml:space="preserve">4</w:t>
+      </w:r>
+    </w:p>
+    <w:p>
+      <w:pPr/>
+      <w:r>
+        <w:rPr>
+          <w:rFonts w:ascii="Arial" w:hAnsi="Arial" w:cs="Arial"/>
+          <w:sz w:val="28"/>
+          <w:sz-cs w:val="28"/>
+          <w:b/>
+          <w:spacing w:val="0"/>
+          <w:color w:val="0E0E0E"/>
+        </w:rPr>
+        <w:t xml:space="preserve">Derby night</w:t>
+      </w:r>
+      <w:r>
+        <w:rPr>
+          <w:rFonts w:ascii="Arial" w:hAnsi="Arial" w:cs="Arial"/>
+          <w:sz w:val="28"/>
+          <w:sz-cs w:val="28"/>
+          <w:spacing w:val="0"/>
+          <w:color w:val="0E0E0E"/>
+        </w:rPr>
+        <w:t xml:space="preserve"/>
+      </w:r>
+    </w:p>
+    <w:p>
+      <w:pPr/>
+      <w:r>
+        <w:rPr>
+          <w:rFonts w:ascii="Arial" w:hAnsi="Arial" w:cs="Arial"/>
+          <w:sz w:val="28"/>
+          <w:sz-cs w:val="28"/>
+          <w:spacing w:val="0"/>
+          <w:color w:val="0E0E0E"/>
+        </w:rPr>
+        <w:t xml:space="preserve">nobody travels</w:t>
+      </w:r>
+    </w:p>
+    <w:p>
+      <w:pPr/>
+      <w:r>
+        <w:rPr>
+          <w:rFonts w:ascii="Arial" w:hAnsi="Arial" w:cs="Arial"/>
+          <w:sz w:val="28"/>
+          <w:sz-cs w:val="28"/>
+          <w:spacing w:val="0"/>
+          <w:color w:val="0E0E0E"/>
+        </w:rPr>
+        <w:t xml:space="preserve">Fri</w:t>
+      </w:r>
+    </w:p>
+    <w:p>
+      <w:pPr/>
+      <w:r>
+        <w:rPr>
+          <w:rFonts w:ascii="Arial" w:hAnsi="Arial" w:cs="Arial"/>
+          <w:sz w:val="28"/>
+          <w:sz-cs w:val="28"/>
+          <w:spacing w:val="0"/>
+          <w:color w:val="0E0E0E"/>
+        </w:rPr>
+        <w:t xml:space="preserve">1</w:t>
+      </w:r>
+    </w:p>
+    <w:p>
+      <w:pPr>
+        <w:spacing w:after="160"/>
+      </w:pPr>
+      <w:r>
+        <w:rPr>
+          <w:rFonts w:ascii="Arial" w:hAnsi="Arial" w:cs="Arial"/>
+          <w:sz w:val="30"/>
+          <w:sz-cs w:val="30"/>
+          <w:b/>
+          <w:spacing w:val="0"/>
+          <w:color w:val="0E0E0E"/>
+        </w:rPr>
+        <w:t xml:space="preserve">4.1.1. The "no two matches in a row" rule.</w:t>
+      </w:r>
+      <w:r>
+        <w:rPr>
+          <w:rFonts w:ascii="Arial" w:hAnsi="Arial" w:cs="Arial"/>
+          <w:sz w:val="30"/>
+          <w:sz-cs w:val="30"/>
+          <w:spacing w:val="0"/>
+          <w:color w:val="0E0E0E"/>
+        </w:rPr>
+        <w:t xml:space="preserve"> As a general rule a team does not play two matches back to back on the same day. Two agreed exceptions apply: </w:t>
+      </w:r>
+      <w:r>
+        <w:rPr>
+          <w:rFonts w:ascii="Arial" w:hAnsi="Arial" w:cs="Arial"/>
+          <w:sz w:val="30"/>
+          <w:sz-cs w:val="30"/>
+          <w:b/>
+          <w:spacing w:val="0"/>
+          <w:color w:val="0E0E0E"/>
+        </w:rPr>
+        <w:t xml:space="preserve">(a)</w:t>
+      </w:r>
+      <w:r>
+        <w:rPr>
+          <w:rFonts w:ascii="Arial" w:hAnsi="Arial" w:cs="Arial"/>
+          <w:sz w:val="30"/>
+          <w:sz-cs w:val="30"/>
+          <w:spacing w:val="0"/>
+          <w:color w:val="0E0E0E"/>
+        </w:rPr>
+        <w:t xml:space="preserve"> Bulgaria plays two matches on the weekdays of a block, with a break of no less than </w:t>
+      </w:r>
+      <w:r>
+        <w:rPr>
+          <w:rFonts w:ascii="Arial" w:hAnsi="Arial" w:cs="Arial"/>
+          <w:sz w:val="30"/>
+          <w:sz-cs w:val="30"/>
+          <w:b/>
+          <w:spacing w:val="0"/>
+          <w:color w:val="0E0E0E"/>
+        </w:rPr>
+        <w:t xml:space="preserve">60 minutes</w:t>
+      </w:r>
+      <w:r>
+        <w:rPr>
+          <w:rFonts w:ascii="Arial" w:hAnsi="Arial" w:cs="Arial"/>
+          <w:sz w:val="30"/>
+          <w:sz-cs w:val="30"/>
+          <w:spacing w:val="0"/>
+          <w:color w:val="0E0E0E"/>
+        </w:rPr>
+        <w:t xml:space="preserve">; </w:t>
+      </w:r>
+      <w:r>
+        <w:rPr>
+          <w:rFonts w:ascii="Arial" w:hAnsi="Arial" w:cs="Arial"/>
+          <w:sz w:val="30"/>
+          <w:sz-cs w:val="30"/>
+          <w:b/>
+          <w:spacing w:val="0"/>
+          <w:color w:val="0E0E0E"/>
+        </w:rPr>
+        <w:t xml:space="preserve">(b)</w:t>
+      </w:r>
+      <w:r>
+        <w:rPr>
+          <w:rFonts w:ascii="Arial" w:hAnsi="Arial" w:cs="Arial"/>
+          <w:sz w:val="30"/>
+          <w:sz-cs w:val="30"/>
+          <w:spacing w:val="0"/>
+          <w:color w:val="0E0E0E"/>
+        </w:rPr>
+        <w:t xml:space="preserve"> Belgrade plays two matches on the Saturday of a local weekend, with a break of no less than </w:t>
+      </w:r>
+      <w:r>
+        <w:rPr>
+          <w:rFonts w:ascii="Arial" w:hAnsi="Arial" w:cs="Arial"/>
+          <w:sz w:val="30"/>
+          <w:sz-cs w:val="30"/>
+          <w:b/>
+          <w:spacing w:val="0"/>
+          <w:color w:val="0E0E0E"/>
+        </w:rPr>
+        <w:t xml:space="preserve">90 minutes</w:t>
+      </w:r>
+      <w:r>
+        <w:rPr>
+          <w:rFonts w:ascii="Arial" w:hAnsi="Arial" w:cs="Arial"/>
+          <w:sz w:val="30"/>
+          <w:sz-cs w:val="30"/>
+          <w:spacing w:val="0"/>
+          <w:color w:val="0E0E0E"/>
+        </w:rPr>
+        <w:t xml:space="preserve">. Any change requires a decision of the League Council agreed with the team concerned.</w:t>
       </w:r>
     </w:p>
     <w:p>
@@ -1837,17 +2234,116 @@
           <w:spacing w:val="0"/>
           <w:color w:val="0E0E0E"/>
         </w:rPr>
-        <w:t xml:space="preserve">4.3. Table.</w:t>
-      </w:r>
-      <w:r>
-        <w:rPr>
-          <w:rFonts w:ascii="Arial" w:hAnsi="Arial" w:cs="Arial"/>
-          <w:sz w:val="30"/>
-          <w:sz-cs w:val="30"/>
-          <w:spacing w:val="0"/>
-          <w:color w:val="0E0E0E"/>
-        </w:rPr>
-        <w:t xml:space="preserve"> A single table of all teams. Position is determined by total points; on a tie — by the tie-breakers in section 10.</w:t>
+        <w:t xml:space="preserve">4.3. Table and points percentage.</w:t>
+      </w:r>
+      <w:r>
+        <w:rPr>
+          <w:rFonts w:ascii="Arial" w:hAnsi="Arial" w:cs="Arial"/>
+          <w:sz w:val="30"/>
+          <w:sz-cs w:val="30"/>
+          <w:spacing w:val="0"/>
+          <w:color w:val="0E0E0E"/>
+        </w:rPr>
+        <w:t xml:space="preserve"> A single table of all teams. Position is determined by the </w:t>
+      </w:r>
+      <w:r>
+        <w:rPr>
+          <w:rFonts w:ascii="Arial" w:hAnsi="Arial" w:cs="Arial"/>
+          <w:sz w:val="30"/>
+          <w:sz-cs w:val="30"/>
+          <w:b/>
+          <w:spacing w:val="0"/>
+          <w:color w:val="0E0E0E"/>
+        </w:rPr>
+        <w:t xml:space="preserve">percentage of points won (PTS%)</w:t>
+      </w:r>
+      <w:r>
+        <w:rPr>
+          <w:rFonts w:ascii="Arial" w:hAnsi="Arial" w:cs="Arial"/>
+          <w:sz w:val="30"/>
+          <w:sz-cs w:val="30"/>
+          <w:spacing w:val="0"/>
+          <w:color w:val="0E0E0E"/>
+        </w:rPr>
+        <w:t xml:space="preserve">:</w:t>
+      </w:r>
+    </w:p>
+    <w:p>
+      <w:pPr>
+        <w:spacing w:after="240"/>
+      </w:pPr>
+      <w:r>
+        <w:rPr>
+          <w:rFonts w:ascii="Arial" w:hAnsi="Arial" w:cs="Arial"/>
+          <w:sz w:val="30"/>
+          <w:sz-cs w:val="30"/>
+          <w:b/>
+          <w:spacing w:val="0"/>
+          <w:color w:val="0E0E0E"/>
+        </w:rPr>
+        <w:t xml:space="preserve">PTS% = points won ÷ (3 × matches actually played)</w:t>
+      </w:r>
+      <w:r>
+        <w:rPr>
+          <w:rFonts w:ascii="Arial" w:hAnsi="Arial" w:cs="Arial"/>
+          <w:sz w:val="30"/>
+          <w:sz-cs w:val="30"/>
+          <w:spacing w:val="0"/>
+          <w:color w:val="262626"/>
+        </w:rPr>
+        <w:t xml:space="preserve">, rounded to three decimals. On a tie — the tie-breakers in section 10.</w:t>
+      </w:r>
+    </w:p>
+    <w:p>
+      <w:pPr>
+        <w:spacing w:after="160"/>
+      </w:pPr>
+      <w:r>
+        <w:rPr>
+          <w:rFonts w:ascii="Arial" w:hAnsi="Arial" w:cs="Arial"/>
+          <w:sz w:val="30"/>
+          <w:sz-cs w:val="30"/>
+          <w:b/>
+          <w:spacing w:val="0"/>
+          <w:color w:val="0E0E0E"/>
+        </w:rPr>
+        <w:t xml:space="preserve">Rationale.</w:t>
+      </w:r>
+      <w:r>
+        <w:rPr>
+          <w:rFonts w:ascii="Arial" w:hAnsi="Arial" w:cs="Arial"/>
+          <w:sz w:val="30"/>
+          <w:sz-cs w:val="30"/>
+          <w:spacing w:val="0"/>
+          <w:color w:val="0E0E0E"/>
+        </w:rPr>
+        <w:t xml:space="preserve"> The calendar is uneven: teams reach the same date having played a different number of matches, and where matches go unplayed (11.5–11.6) the final totals may differ. Ranking by total points would favour whoever simply played more. Points percentage removes that distortion and requires no technical results for matches that never took place; the method is used in professional hockey (NHL, 2019/20 season).</w:t>
+      </w:r>
+    </w:p>
+    <w:p>
+      <w:pPr>
+        <w:spacing w:after="160"/>
+      </w:pPr>
+      <w:r>
+        <w:rPr>
+          <w:rFonts w:ascii="Arial" w:hAnsi="Arial" w:cs="Arial"/>
+          <w:sz w:val="30"/>
+          <w:sz-cs w:val="30"/>
+          <w:b/>
+          <w:spacing w:val="0"/>
+          <w:color w:val="0E0E0E"/>
+        </w:rPr>
+        <w:t xml:space="preserve">4.3.1.</w:t>
+      </w:r>
+      <w:r>
+        <w:rPr>
+          <w:rFonts w:ascii="Arial" w:hAnsi="Arial" w:cs="Arial"/>
+          <w:sz w:val="30"/>
+          <w:sz-cs w:val="30"/>
+          <w:spacing w:val="0"/>
+          <w:color w:val="0E0E0E"/>
+        </w:rPr>
+        <w:t xml:space="preserve"> Total points, matches played, wins/losses and goal difference are published alongside PTS% — position is set by PTS%, the rest serve as reference and feed the tie-breakers.</w:t>
       </w:r>
     </w:p>
     <w:p>
@@ -3449,7 +3945,28 @@
           <w:spacing w:val="0"/>
           <w:color w:val="0E0E0E"/>
         </w:rPr>
-        <w:t xml:space="preserve"> in Sarajevo (a "Final Three" format, Final Four style).</w:t>
+        <w:t xml:space="preserve"> in Sarajevo (a "Final Three" format, Final Four style) on </w:t>
+      </w:r>
+      <w:r>
+        <w:rPr>
+          <w:rFonts w:ascii="Arial" w:hAnsi="Arial" w:cs="Arial"/>
+          <w:sz w:val="30"/>
+          <w:sz-cs w:val="30"/>
+          <w:b/>
+          <w:spacing w:val="0"/>
+          <w:color w:val="0E0E0E"/>
+        </w:rPr>
+        <w:t xml:space="preserve">9–10 January 2027</w:t>
+      </w:r>
+      <w:r>
+        <w:rPr>
+          <w:rFonts w:ascii="Arial" w:hAnsi="Arial" w:cs="Arial"/>
+          <w:sz w:val="30"/>
+          <w:sz-cs w:val="30"/>
+          <w:spacing w:val="0"/>
+          <w:color w:val="0E0E0E"/>
+        </w:rPr>
+        <w:t xml:space="preserve">, closing the third block. The regular season ends on Friday 8 January and the seeding is announced on the morning of 9 January. These dates are tied to the last possible visit by Bulgaria and cannot be moved.</w:t>
       </w:r>
     </w:p>
     <w:p>
@@ -5117,7 +5634,365 @@
           <w:spacing w:val="0"/>
           <w:color w:val="0E0E0E"/>
         </w:rPr>
-        <w:t xml:space="preserve">11.5. Removal/disqualification of a team.</w:t>
+        <w:t xml:space="preserve">11.5. Failure to attend a block or weekend.</w:t>
+      </w:r>
+      <w:r>
+        <w:rPr>
+          <w:rFonts w:ascii="Arial" w:hAnsi="Arial" w:cs="Arial"/>
+          <w:sz w:val="30"/>
+          <w:sz-cs w:val="30"/>
+          <w:spacing w:val="0"/>
+          <w:color w:val="0E0E0E"/>
+        </w:rPr>
+        <w:t xml:space="preserve"> A block concentrates up to eight matches in a single event, so a failure to travel is handled separately from a no-show at an individual match.</w:t>
+      </w:r>
+    </w:p>
+    <w:p>
+      <w:pPr>
+        <w:spacing w:after="160"/>
+      </w:pPr>
+      <w:r>
+        <w:rPr>
+          <w:rFonts w:ascii="Arial" w:hAnsi="Arial" w:cs="Arial"/>
+          <w:sz w:val="30"/>
+          <w:sz-cs w:val="30"/>
+          <w:b/>
+          <w:spacing w:val="0"/>
+          <w:color w:val="0E0E0E"/>
+        </w:rPr>
+        <w:t xml:space="preserve">11.5.1. Notice.</w:t>
+      </w:r>
+      <w:r>
+        <w:rPr>
+          <w:rFonts w:ascii="Arial" w:hAnsi="Arial" w:cs="Arial"/>
+          <w:sz w:val="30"/>
+          <w:sz-cs w:val="30"/>
+          <w:spacing w:val="0"/>
+          <w:color w:val="0E0E0E"/>
+        </w:rPr>
+        <w:t xml:space="preserve"> A team must inform the League </w:t>
+      </w:r>
+      <w:r>
+        <w:rPr>
+          <w:rFonts w:ascii="Arial" w:hAnsi="Arial" w:cs="Arial"/>
+          <w:sz w:val="30"/>
+          <w:sz-cs w:val="30"/>
+          <w:b/>
+          <w:spacing w:val="0"/>
+          <w:color w:val="0E0E0E"/>
+        </w:rPr>
+        <w:t xml:space="preserve">no later than 21 days</w:t>
+      </w:r>
+      <w:r>
+        <w:rPr>
+          <w:rFonts w:ascii="Arial" w:hAnsi="Arial" w:cs="Arial"/>
+          <w:sz w:val="30"/>
+          <w:sz-cs w:val="30"/>
+          <w:spacing w:val="0"/>
+          <w:color w:val="0E0E0E"/>
+        </w:rPr>
+        <w:t xml:space="preserve"> before the first day of the block or weekend.</w:t>
+      </w:r>
+    </w:p>
+    <w:p>
+      <w:pPr>
+        <w:spacing w:after="160"/>
+      </w:pPr>
+      <w:r>
+        <w:rPr>
+          <w:rFonts w:ascii="Arial" w:hAnsi="Arial" w:cs="Arial"/>
+          <w:sz w:val="30"/>
+          <w:sz-cs w:val="30"/>
+          <w:b/>
+          <w:spacing w:val="0"/>
+          <w:color w:val="0E0E0E"/>
+        </w:rPr>
+        <w:t xml:space="preserve">11.5.2. Allocation of responsibility.</w:t>
+      </w:r>
+      <w:r>
+        <w:rPr>
+          <w:rFonts w:ascii="Arial" w:hAnsi="Arial" w:cs="Arial"/>
+          <w:sz w:val="30"/>
+          <w:sz-cs w:val="30"/>
+          <w:spacing w:val="0"/>
+          <w:color w:val="0E0E0E"/>
+        </w:rPr>
+        <w:t xml:space="preserve"/>
+      </w:r>
+    </w:p>
+    <w:p>
+      <w:pPr/>
+      <w:r>
+        <w:rPr>
+          <w:rFonts w:ascii="Arial" w:hAnsi="Arial" w:cs="Arial"/>
+          <w:sz w:val="28"/>
+          <w:sz-cs w:val="28"/>
+          <w:b/>
+          <w:spacing w:val="0"/>
+          <w:color w:val="0E0E0E"/>
+        </w:rPr>
+        <w:t xml:space="preserve">Cause</w:t>
+      </w:r>
+    </w:p>
+    <w:p>
+      <w:pPr/>
+      <w:r>
+        <w:rPr>
+          <w:rFonts w:ascii="Arial" w:hAnsi="Arial" w:cs="Arial"/>
+          <w:sz w:val="28"/>
+          <w:sz-cs w:val="28"/>
+          <w:b/>
+          <w:spacing w:val="0"/>
+          <w:color w:val="0E0E0E"/>
+        </w:rPr>
+        <w:t xml:space="preserve">Consequences</w:t>
+      </w:r>
+    </w:p>
+    <w:p>
+      <w:pPr/>
+      <w:r>
+        <w:rPr>
+          <w:rFonts w:ascii="Arial" w:hAnsi="Arial" w:cs="Arial"/>
+          <w:sz w:val="28"/>
+          <w:sz-cs w:val="28"/>
+          <w:b/>
+          <w:spacing w:val="0"/>
+          <w:color w:val="0E0E0E"/>
+        </w:rPr>
+        <w:t xml:space="preserve">Fault of the team</w:t>
+      </w:r>
+      <w:r>
+        <w:rPr>
+          <w:rFonts w:ascii="Arial" w:hAnsi="Arial" w:cs="Arial"/>
+          <w:sz w:val="28"/>
+          <w:sz-cs w:val="28"/>
+          <w:spacing w:val="0"/>
+          <w:color w:val="0E0E0E"/>
+        </w:rPr>
+        <w:t xml:space="preserve"> — squad not assembled, refusal to travel, late notice</w:t>
+      </w:r>
+    </w:p>
+    <w:p>
+      <w:pPr/>
+      <w:r>
+        <w:rPr>
+          <w:rFonts w:ascii="Arial" w:hAnsi="Arial" w:cs="Arial"/>
+          <w:sz w:val="28"/>
+          <w:sz-cs w:val="28"/>
+          <w:spacing w:val="0"/>
+          <w:color w:val="0E0E0E"/>
+        </w:rPr>
+        <w:t xml:space="preserve">Matches of the block are recorded as forfeits </w:t>
+      </w:r>
+      <w:r>
+        <w:rPr>
+          <w:rFonts w:ascii="Arial" w:hAnsi="Arial" w:cs="Arial"/>
+          <w:sz w:val="28"/>
+          <w:sz-cs w:val="28"/>
+          <w:b/>
+          <w:spacing w:val="0"/>
+          <w:color w:val="0E0E0E"/>
+        </w:rPr>
+        <w:t xml:space="preserve">0:5</w:t>
+      </w:r>
+      <w:r>
+        <w:rPr>
+          <w:rFonts w:ascii="Arial" w:hAnsi="Arial" w:cs="Arial"/>
+          <w:sz w:val="28"/>
+          <w:sz-cs w:val="28"/>
+          <w:spacing w:val="0"/>
+          <w:color w:val="0E0E0E"/>
+        </w:rPr>
+        <w:t xml:space="preserve">, opponents receive 3 points each; the share paid for ice is </w:t>
+      </w:r>
+      <w:r>
+        <w:rPr>
+          <w:rFonts w:ascii="Arial" w:hAnsi="Arial" w:cs="Arial"/>
+          <w:sz w:val="28"/>
+          <w:sz-cs w:val="28"/>
+          <w:b/>
+          <w:spacing w:val="0"/>
+          <w:color w:val="0E0E0E"/>
+        </w:rPr>
+        <w:t xml:space="preserve">not refunded</w:t>
+      </w:r>
+      <w:r>
+        <w:rPr>
+          <w:rFonts w:ascii="Arial" w:hAnsi="Arial" w:cs="Arial"/>
+          <w:sz w:val="28"/>
+          <w:sz-cs w:val="28"/>
+          <w:spacing w:val="0"/>
+          <w:color w:val="0E0E0E"/>
+        </w:rPr>
+        <w:t xml:space="preserve">; repeat cases go to the Council and may lead to removal</w:t>
+      </w:r>
+    </w:p>
+    <w:p>
+      <w:pPr/>
+      <w:r>
+        <w:rPr>
+          <w:rFonts w:ascii="Arial" w:hAnsi="Arial" w:cs="Arial"/>
+          <w:sz w:val="28"/>
+          <w:sz-cs w:val="28"/>
+          <w:b/>
+          <w:spacing w:val="0"/>
+          <w:color w:val="0E0E0E"/>
+        </w:rPr>
+        <w:t xml:space="preserve">Force majeure</w:t>
+      </w:r>
+      <w:r>
+        <w:rPr>
+          <w:rFonts w:ascii="Arial" w:hAnsi="Arial" w:cs="Arial"/>
+          <w:sz w:val="28"/>
+          <w:sz-cs w:val="28"/>
+          <w:spacing w:val="0"/>
+          <w:color w:val="0E0E0E"/>
+        </w:rPr>
+        <w:t xml:space="preserve"> — border closure, cancelled flight, weather, illness affecting the squad (documented)</w:t>
+      </w:r>
+    </w:p>
+    <w:p>
+      <w:pPr/>
+      <w:r>
+        <w:rPr>
+          <w:rFonts w:ascii="Arial" w:hAnsi="Arial" w:cs="Arial"/>
+          <w:sz w:val="28"/>
+          <w:sz-cs w:val="28"/>
+          <w:spacing w:val="0"/>
+          <w:color w:val="0E0E0E"/>
+        </w:rPr>
+        <w:t xml:space="preserve">Matches of the block are </w:t>
+      </w:r>
+      <w:r>
+        <w:rPr>
+          <w:rFonts w:ascii="Arial" w:hAnsi="Arial" w:cs="Arial"/>
+          <w:sz w:val="28"/>
+          <w:sz-cs w:val="28"/>
+          <w:b/>
+          <w:spacing w:val="0"/>
+          <w:color w:val="0E0E0E"/>
+        </w:rPr>
+        <w:t xml:space="preserve">annulled</w:t>
+      </w:r>
+      <w:r>
+        <w:rPr>
+          <w:rFonts w:ascii="Arial" w:hAnsi="Arial" w:cs="Arial"/>
+          <w:sz w:val="28"/>
+          <w:sz-cs w:val="28"/>
+          <w:spacing w:val="0"/>
+          <w:color w:val="0E0E0E"/>
+        </w:rPr>
+        <w:t xml:space="preserve"> and excluded from the table; standings are decided by PTS% (4.3); the ice share is refunded less the League's actual costs</w:t>
+      </w:r>
+    </w:p>
+    <w:p>
+      <w:pPr>
+        <w:spacing w:after="160"/>
+      </w:pPr>
+      <w:r>
+        <w:rPr>
+          <w:rFonts w:ascii="Arial" w:hAnsi="Arial" w:cs="Arial"/>
+          <w:sz w:val="30"/>
+          <w:sz-cs w:val="30"/>
+          <w:b/>
+          <w:spacing w:val="0"/>
+          <w:color w:val="0E0E0E"/>
+        </w:rPr>
+        <w:t xml:space="preserve">11.5.3. Reserve schedule.</w:t>
+      </w:r>
+      <w:r>
+        <w:rPr>
+          <w:rFonts w:ascii="Arial" w:hAnsi="Arial" w:cs="Arial"/>
+          <w:sz w:val="30"/>
+          <w:sz-cs w:val="30"/>
+          <w:spacing w:val="0"/>
+          <w:color w:val="0E0E0E"/>
+        </w:rPr>
+        <w:t xml:space="preserve"> A game event is </w:t>
+      </w:r>
+      <w:r>
+        <w:rPr>
+          <w:rFonts w:ascii="Arial" w:hAnsi="Arial" w:cs="Arial"/>
+          <w:sz w:val="30"/>
+          <w:sz-cs w:val="30"/>
+          <w:b/>
+          <w:spacing w:val="0"/>
+          <w:color w:val="0E0E0E"/>
+        </w:rPr>
+        <w:t xml:space="preserve">not cancelled</w:t>
+      </w:r>
+      <w:r>
+        <w:rPr>
+          <w:rFonts w:ascii="Arial" w:hAnsi="Arial" w:cs="Arial"/>
+          <w:sz w:val="30"/>
+          <w:sz-cs w:val="30"/>
+          <w:spacing w:val="0"/>
+          <w:color w:val="0E0E0E"/>
+        </w:rPr>
+        <w:t xml:space="preserve"> when a visiting team fails to arrive. For every block and weekend the League prepares in advance a reserve set of matches between the remaining teams, taking the same ice slots. Reserve matches count towards the championship. The purpose is to keep the event for spectators, broadcast and partners, and not to lose the ice already paid for.</w:t>
+      </w:r>
+    </w:p>
+    <w:p>
+      <w:pPr>
+        <w:spacing w:after="160"/>
+      </w:pPr>
+      <w:r>
+        <w:rPr>
+          <w:rFonts w:ascii="Arial" w:hAnsi="Arial" w:cs="Arial"/>
+          <w:sz w:val="30"/>
+          <w:sz-cs w:val="30"/>
+          <w:b/>
+          <w:spacing w:val="0"/>
+          <w:color w:val="0E0E0E"/>
+        </w:rPr>
+        <w:t xml:space="preserve">11.5.4. Payment in advance.</w:t>
+      </w:r>
+      <w:r>
+        <w:rPr>
+          <w:rFonts w:ascii="Arial" w:hAnsi="Arial" w:cs="Arial"/>
+          <w:sz w:val="30"/>
+          <w:sz-cs w:val="30"/>
+          <w:spacing w:val="0"/>
+          <w:color w:val="0E0E0E"/>
+        </w:rPr>
+        <w:t xml:space="preserve"> The participation fee is paid </w:t>
+      </w:r>
+      <w:r>
+        <w:rPr>
+          <w:rFonts w:ascii="Arial" w:hAnsi="Arial" w:cs="Arial"/>
+          <w:sz w:val="30"/>
+          <w:sz-cs w:val="30"/>
+          <w:b/>
+          <w:spacing w:val="0"/>
+          <w:color w:val="0E0E0E"/>
+        </w:rPr>
+        <w:t xml:space="preserve">in full before the season starts</w:t>
+      </w:r>
+      <w:r>
+        <w:rPr>
+          <w:rFonts w:ascii="Arial" w:hAnsi="Arial" w:cs="Arial"/>
+          <w:sz w:val="30"/>
+          <w:sz-cs w:val="30"/>
+          <w:spacing w:val="0"/>
+          <w:color w:val="0E0E0E"/>
+        </w:rPr>
+        <w:t xml:space="preserve"> — ice is booked and paid for by the League in advance, regardless of actual attendance.</w:t>
+      </w:r>
+    </w:p>
+    <w:p>
+      <w:pPr>
+        <w:spacing w:after="160"/>
+      </w:pPr>
+      <w:r>
+        <w:rPr>
+          <w:rFonts w:ascii="Arial" w:hAnsi="Arial" w:cs="Arial"/>
+          <w:sz w:val="30"/>
+          <w:sz-cs w:val="30"/>
+          <w:b/>
+          <w:spacing w:val="0"/>
+          <w:color w:val="0E0E0E"/>
+        </w:rPr>
+        <w:t xml:space="preserve">11.6. Removal/disqualification of a team.</w:t>
       </w:r>
       <w:r>
         <w:rPr>
@@ -5169,7 +6044,7 @@
           <w:spacing w:val="0"/>
           <w:color w:val="0E0E0E"/>
         </w:rPr>
-        <w:t xml:space="preserve"> — no technical results are awarded for them (neither to the removed team nor to opponents).</w:t>
+        <w:t xml:space="preserve"> — no technical results are awarded for them (neither to the removed team nor to opponents). The standings of the remaining teams are decided by PTS% (4.3), which removes any advantage for those who happened to play the withdrawn team more often.</w:t>
       </w:r>
     </w:p>
     <w:p>
